--- a/docs/monography/Resultados Preliminares - Artur Rios da Silva Oliveira.docx
+++ b/docs/monography/Resultados Preliminares - Artur Rios da Silva Oliveira.docx
@@ -90,7 +90,35 @@
           <w:sz w:val="18"/>
           <w:szCs w:val="18"/>
         </w:rPr>
-        <w:t>[Titulação]. MBA em Engenharia de Software, USP/Esalq. E-mail autor correspondente: arturdev@duck.com</w:t>
+        <w:t xml:space="preserve">[Titulação]. </w:t>
+      </w:r>
+      <w:r>
+        <w:rPr>
+          <w:sz w:val="18"/>
+          <w:szCs w:val="18"/>
+        </w:rPr>
+        <w:t>Bacharel em Sistemas de Informação</w:t>
+      </w:r>
+      <w:r>
+        <w:rPr>
+          <w:sz w:val="18"/>
+          <w:szCs w:val="18"/>
+        </w:rPr>
+        <w:t xml:space="preserve">, </w:t>
+      </w:r>
+      <w:r>
+        <w:rPr>
+          <w:sz w:val="18"/>
+          <w:szCs w:val="18"/>
+        </w:rPr>
+        <w:t>UMC</w:t>
+      </w:r>
+      <w:r>
+        <w:rPr>
+          <w:sz w:val="18"/>
+          <w:szCs w:val="18"/>
+        </w:rPr>
+        <w:t>. E-mail autor correspondente: arturdev@duck.com</w:t>
       </w:r>
     </w:p>
     <w:p>
@@ -219,16 +247,7 @@
         <w:spacing w:line="240" w:lineRule="auto"/>
       </w:pPr>
       <w:r>
-        <w:t xml:space="preserve">A conciliação contábil é uma atividade essencial para assegurar a integridade dos registros financeiros das organizações, sendo ainda, em muitos casos, executada de forma manual e, por isso, suscetível a erros e de difícil escalabilidade. Este trabalho teve por objetivo investigar a aplicação de técnicas de aprendizado de máquina supervisionado à automação da conciliação entre registros de pagamentos e notas fiscais eletrônicas de serviço, avaliando qual algoritmo apresenta melhor desempenho e como o rigor </w:t>
-      </w:r>
-      <w:r>
-        <w:t>dos critérios de conciliação afeta esse resultado. Foram gerados dados sintéticos representando 7.500 pagamentos a fornecedores, em planilha eletrônica, e as correspondentes notas fiscais eletrônicas de serviço (NFS-e), em formato XML no padrão ABRASF. Os dados foram submetidos a um processo de extração, transformação e carga (ETL) e rotulados segundo dois cenários: conciliação exata e conciliação flexível. Três algoritmos — Floresta Aleatória, Máquina de Vetores de Suporte e Regressão Logística — foram tre</w:t>
-      </w:r>
-      <w:r>
-        <w:t>inados e validados por validação cruzada estratificada, sendo o desempenho aferido por acurácia, precisão, revocação e medida F1. Os resultados preliminares indicaram que a Floresta Aleatória obteve o melhor desempenho em ambos os cenários, superando os demais algoritmos em todas as métricas, o que evidencia o potencial das técnicas de aprendizado de máquina para automatizar a conciliação contábil com maior agilidade e precisão. Discutem-se, ainda, as limitações associadas ao uso de dados simulados e a rele</w:t>
-      </w:r>
-      <w:r>
-        <w:t>vância dos atributos derivados das diferenças de data e de valor.</w:t>
+        <w:t>A conciliação contábil é uma atividade essencial para assegurar a integridade dos registros financeiros das organizações, sendo ainda, em muitos casos, executada de forma manual e, por isso, suscetível a erros e de difícil escalabilidade. Este trabalho teve por objetivo investigar a aplicação de técnicas de aprendizado de máquina supervisionado à automação da conciliação entre registros de pagamentos e notas fiscais eletrônicas de serviço, avaliando qual algoritmo apresenta melhor desempenho e como o rigor dos critérios de conciliação afeta esse resultado. Foram gerados dados sintéticos representando 7.500 pagamentos a fornecedores, em planilha eletrônica, e as correspondentes notas fiscais eletrônicas de serviço (NFS-e), em formato XML no padrão ABRASF. Os dados foram submetidos a um processo de extração, transformação e carga (ETL) e rotulados segundo dois cenários: conciliação exata e conciliação flexível. Três algoritmos — Floresta Aleatória, Máquina de Vetores de Suporte e Regressão Logística — foram treinados e validados por validação cruzada estratificada, sendo o desempenho aferido por acurácia, precisão, revocação e medida F1. Os resultados preliminares indicaram que a Floresta Aleatória obteve o melhor desempenho em ambos os cenários, superando os demais algoritmos em todas as métricas, o que evidencia o potencial das técnicas de aprendizado de máquina para automatizar a conciliação contábil com maior agilidade e precisão. Discutem-se, ainda, as limitações associadas ao uso de dados simulados e a relevância dos atributos derivados das diferenças de data e de valor.</w:t>
       </w:r>
     </w:p>
     <w:p>
@@ -281,13 +300,7 @@
         <w:ind w:firstLine="709"/>
       </w:pPr>
       <w:r>
-        <w:t>A crescente complexidade dos processos contábeis e financeiros nas organizações tem exigido soluções cada vez mais sofisticadas para garantir a confiabilidade das informações e a agilidade na tomada de decisão. A conciliação contábil, fundamental para assegurar a integridade dos registros e a conformidade com normas regulatórias, pode ser definida como a atividade de conferir e compatibilizar dados de transações financeiras gerados por diferentes sistemas ou subsistemas, com base em documentos-fonte padroni</w:t>
-      </w:r>
-      <w:r>
-        <w:t xml:space="preserve">zados, para identificar e corrigir erros, detectar fraudes e garantir que os saldos finais reflitam a realidade econômica (Mahmud e Fitriani, 2025). Tal atividade ainda é realizada em muitas empresas de forma manual ou semiautomática, o que gera elevado consumo de tempo, suscetibilidade a erros humanos e dificuldades de escalabilidade. Nesse contexto, o uso da tecnologia pode produzir ferramentas capazes de transformar processos tradicionais, trazendo maior eficiência, precisão e capacidade de adaptação às </w:t>
-      </w:r>
-      <w:r>
-        <w:t>demandas dinâmicas do mercado.</w:t>
+        <w:t>A crescente complexidade dos processos contábeis e financeiros nas organizações tem exigido soluções cada vez mais sofisticadas para garantir a confiabilidade das informações e a agilidade na tomada de decisão. A conciliação contábil, fundamental para assegurar a integridade dos registros e a conformidade com normas regulatórias, pode ser definida como a atividade de conferir e compatibilizar dados de transações financeiras gerados por diferentes sistemas ou subsistemas, com base em documentos-fonte padronizados, para identificar e corrigir erros, detectar fraudes e garantir que os saldos finais reflitam a realidade econômica (Mahmud e Fitriani, 2025). Tal atividade ainda é realizada em muitas empresas de forma manual ou semiautomática, o que gera elevado consumo de tempo, suscetibilidade a erros humanos e dificuldades de escalabilidade. Nesse contexto, o uso da tecnologia pode produzir ferramentas capazes de transformar processos tradicionais, trazendo maior eficiência, precisão e capacidade de adaptação às demandas dinâmicas do mercado.</w:t>
       </w:r>
     </w:p>
     <w:p>
@@ -309,10 +322,7 @@
         <w:ind w:firstLine="709"/>
       </w:pPr>
       <w:r>
-        <w:t>Serviços de automação vêm se tornando uma tendência cada vez mais presente em diversos setores, impulsionados pelos avanços recentes da Inteligência Artificial (IA) e do aprendizado de máquina (Soni et al., 2020). O aprendizado de máquina é um campo da inteligência artificial no qual se elaboram algoritmos para ensinar uma máquina a executar determinada tarefa. A partir de um conjunto de dados, exploram-se as correlações entre os atributos, descobrindo padrões e aplicando algoritmos que tornam possível, com</w:t>
-      </w:r>
-      <w:r>
-        <w:t xml:space="preserve"> base nesses padrões, produzir as saídas desejadas; cada registro do conjunto de dados possui características próprias e contribui para gerar modelos que podem ser generalizados para uma tarefa específica (França et al., 2021).</w:t>
+        <w:t>Serviços de automação vêm se tornando uma tendência cada vez mais presente em diversos setores, impulsionados pelos avanços recentes da Inteligência Artificial (IA) e do aprendizado de máquina (Soni et al., 2020). O aprendizado de máquina é um campo da inteligência artificial no qual se elaboram algoritmos para ensinar uma máquina a executar determinada tarefa. A partir de um conjunto de dados, exploram-se as correlações entre os atributos, descobrindo padrões e aplicando algoritmos que tornam possível, com base nesses padrões, produzir as saídas desejadas; cada registro do conjunto de dados possui características próprias e contribui para gerar modelos que podem ser generalizados para uma tarefa específica (França et al., 2021).</w:t>
       </w:r>
     </w:p>
     <w:p>
@@ -339,10 +349,7 @@
         <w:ind w:firstLine="709"/>
       </w:pPr>
       <w:r>
-        <w:t>Diante desse cenário, a hipótese que orienta esta pesquisa é a de que a aplicação de algoritmos de aprendizado de máquina, em conjunto com um processo de ETL, pode não apenas automatizar a conciliação contábil, mas também aprimorar sua qualidade, identificando padrões e antecipando inconsistências que passariam despercebidas em abordagens tradicionais. Assim, este trabalho tem por objetivo investigar como técnicas de aprendizado de máquina podem ser aplicadas à conciliação contábil, avaliando sua eficácia e</w:t>
-      </w:r>
-      <w:r>
-        <w:t xml:space="preserve"> os benefícios potenciais para a gestão financeira das organizações, mediante a aplicação de algoritmos supervisionados a um conjunto de dados construído para simular uma situação em que é necessária a conciliação de registros de pagamentos e de notas fiscais, bem como verificar de que forma o grau de rigor dos critérios de conciliação influencia o desempenho relativo dos algoritmos.</w:t>
+        <w:t>Diante desse cenário, a hipótese que orienta esta pesquisa é a de que a aplicação de algoritmos de aprendizado de máquina, em conjunto com um processo de ETL, pode não apenas automatizar a conciliação contábil, mas também aprimorar sua qualidade, identificando padrões e antecipando inconsistências que passariam despercebidas em abordagens tradicionais. Assim, este trabalho tem por objetivo investigar como técnicas de aprendizado de máquina podem ser aplicadas à conciliação contábil, avaliando sua eficácia e os benefícios potenciais para a gestão financeira das organizações, mediante a aplicação de algoritmos supervisionados a um conjunto de dados construído para simular uma situação em que é necessária a conciliação de registros de pagamentos e de notas fiscais, bem como verificar de que forma o grau de rigor dos critérios de conciliação influencia o desempenho relativo dos algoritmos.</w:t>
       </w:r>
     </w:p>
     <w:p>
@@ -376,10 +383,7 @@
         <w:ind w:firstLine="709"/>
       </w:pPr>
       <w:r>
-        <w:t>A presente pesquisa caracteriza-se como um estudo de natureza aplicada, com abordagem quantitativa, pautado no delineamento de implementação de algoritmos de aprendizado de máquina. Esse tipo de pesquisa busca resolver um problema prático — neste caso, a conciliação contábil — por meio da construção e da avaliação de modelos computacionais. Todo o desenvolvimento foi conduzido na linguagem Python, com o apoio da biblioteca scikit-learn para o treinamento e a avaliação dos modelos (Pedregosa et al., 2011), e</w:t>
-      </w:r>
-      <w:r>
-        <w:t xml:space="preserve"> os parâmetros do experimento foram centralizados em um arquivo de configuração, de modo a garantir a reprodutibilidade integral dos resultados.</w:t>
+        <w:t>A presente pesquisa caracteriza-se como um estudo de natureza aplicada, com abordagem quantitativa, pautado no delineamento de implementação de algoritmos de aprendizado de máquina. Esse tipo de pesquisa busca resolver um problema prático — neste caso, a conciliação contábil — por meio da construção e da avaliação de modelos computacionais. Todo o desenvolvimento foi conduzido na linguagem Python, com o apoio da biblioteca scikit-learn para o treinamento e a avaliação dos modelos (Pedregosa et al., 2011), e os parâmetros do experimento foram centralizados em um arquivo de configuração, de modo a garantir a reprodutibilidade integral dos resultados.</w:t>
       </w:r>
     </w:p>
     <w:p>
@@ -388,10 +392,7 @@
         <w:ind w:firstLine="709"/>
       </w:pPr>
       <w:r>
-        <w:t>Para o desenvolvimento do estudo, foram gerados dados simulados, conforme permitido pelas normas institucionais para o curso de Engenharia de Software. A geração baseou-se em procedimentos estatísticos que asseguraram a representatividade de um cenário real de pagamentos e faturamento, com o emprego de uma semente aleatória fixa para garantir a reprodutibilidade. Foram criados dois conjuntos de dados heterogêneos: uma tabela em formato de planilha eletrônica (.xlsx), simulando o registro de 7.500 pagamentos</w:t>
-      </w:r>
-      <w:r>
-        <w:t xml:space="preserve"> a fornecedores de uma organização, e uma lista de notas fiscais eletrônicas de serviço (NFS-e) em formato XML, seguindo o padrão ABRASF vigente. Definiu-se que aproximadamente 70% dos pagamentos possuíam nota fiscal correspondente passível de conciliação, enquanto os 30% restantes representaram registros divergentes ou sem contrapartida.</w:t>
+        <w:t>Para o desenvolvimento do estudo, foram gerados dados simulados, conforme permitido pelas normas institucionais para o curso de Engenharia de Software. A geração baseou-se em procedimentos estatísticos que asseguraram a representatividade de um cenário real de pagamentos e faturamento, com o emprego de uma semente aleatória fixa para garantir a reprodutibilidade. Foram criados dois conjuntos de dados heterogêneos: uma tabela em formato de planilha eletrônica (.xlsx), simulando o registro de 7.500 pagamentos a fornecedores de uma organização, e uma lista de notas fiscais eletrônicas de serviço (NFS-e) em formato XML, seguindo o padrão ABRASF vigente. Definiu-se que aproximadamente 70% dos pagamentos possuíam nota fiscal correspondente passível de conciliação, enquanto os 30% restantes representaram registros divergentes ou sem contrapartida.</w:t>
       </w:r>
     </w:p>
     <w:p>
@@ -400,10 +401,7 @@
         <w:ind w:firstLine="709"/>
       </w:pPr>
       <w:r>
-        <w:t>O processo de manipulação dos dados seguiu o fluxo de ETL. Inicialmente, realizou-se uma análise exploratória para identificar a distribuição das variáveis, a presença de valores ausentes e possíveis discrepâncias. Em seguida, os dados passaram por etapas de normalização e limpeza, com o objetivo de unificar os formatos das chaves de conciliação presentes em ambas as fontes, como o CNPJ, as datas e os valores nominais, incluindo a validação dos dígitos verificadores do CNPJ. A rotulagem dos registros foi co</w:t>
-      </w:r>
-      <w:r>
-        <w:t>nduzida segundo dois cenários experimentais distintos: no cenário exato, exigiu-se convergência total de data e de valor (tolerância de zero dia e de 0%), resultando em duas classes (conciliado e não conciliado); no cenário flexível, admitiram-se tolerâncias de até cinco dias úteis e de 2% no valor, resultando em três classes (conciliado, parcialmente conciliado e não conciliado).</w:t>
+        <w:t>O processo de manipulação dos dados seguiu o fluxo de ETL. Inicialmente, realizou-se uma análise exploratória para identificar a distribuição das variáveis, a presença de valores ausentes e possíveis discrepâncias. Em seguida, os dados passaram por etapas de normalização e limpeza, com o objetivo de unificar os formatos das chaves de conciliação presentes em ambas as fontes, como o CNPJ, as datas e os valores nominais, incluindo a validação dos dígitos verificadores do CNPJ. A rotulagem dos registros foi conduzida segundo dois cenários experimentais distintos: no cenário exato, exigiu-se convergência total de data e de valor (tolerância de zero dia e de 0%), resultando em duas classes (conciliado e não conciliado); no cenário flexível, admitiram-se tolerâncias de até cinco dias úteis e de 2% no valor, resultando em três classes (conciliado, parcialmente conciliado e não conciliado).</w:t>
       </w:r>
     </w:p>
     <w:p>
@@ -425,10 +423,7 @@
         <w:ind w:firstLine="709"/>
       </w:pPr>
       <w:r>
-        <w:t>A fase de experimentação consistiu no treinamento de três algoritmos de aprendizado supervisionado: Floresta Aleatória (Random Forest), Máquina de Vetores de Suporte (SVM) e Regressão Logística. O conjunto de dados foi particionado em 80% para treinamento e 20% para teste, de forma estratificada. Os hiperparâmetros foram ajustados por busca em grade (GridSearchCV), com validação cruzada estratificada de cinco partições, utilizando a medida F1 macro como critério de otimização. Para mitigar o desbalanceament</w:t>
-      </w:r>
-      <w:r>
-        <w:t>o entre as classes, adotou-se a ponderação de classes nos três algoritmos.</w:t>
+        <w:t>A fase de experimentação consistiu no treinamento de três algoritmos de aprendizado supervisionado: Floresta Aleatória (Random Forest), Máquina de Vetores de Suporte (SVM) e Regressão Logística. O conjunto de dados foi particionado em 80% para treinamento e 20% para teste, de forma estratificada. Os hiperparâmetros foram ajustados por busca em grade (GridSearchCV), com validação cruzada estratificada de cinco partições, utilizando a medida F1 macro como critério de otimização. Para mitigar o desbalanceamento entre as classes, adotou-se a ponderação de classes nos três algoritmos.</w:t>
       </w:r>
     </w:p>
     <w:p>
@@ -1694,10 +1689,7 @@
         <w:ind w:firstLine="709"/>
       </w:pPr>
       <w:r>
-        <w:t>A análise da importância das variáveis (Figura 1) revelou que os atributos delta_valor_pct e delta_days concentraram, conjuntamente, a quase totalidade do poder preditivo do modelo, seguidos, com participação bem menor, pela alíquota e pelo valor do ISS. Esse comportamento é coerente com a lógica de negócio da conciliação, na qual a proximidade de datas e de valores entre as fontes é o principal indício de correspondência entre um pagamento e a respectiva nota fiscal. Cabe ressaltar, contudo, que esses dois</w:t>
-      </w:r>
-      <w:r>
-        <w:t xml:space="preserve"> atributos derivam diretamente dos mesmos campos utilizados na rotulagem, o que ajuda a explicar o desempenho máximo da Floresta Aleatória e deve ser interpretado com cautela, conforme discutido adiante.</w:t>
+        <w:t>A análise da importância das variáveis (Figura 1) revelou que os atributos delta_valor_pct e delta_days concentraram, conjuntamente, a quase totalidade do poder preditivo do modelo, seguidos, com participação bem menor, pela alíquota e pelo valor do ISS. Esse comportamento é coerente com a lógica de negócio da conciliação, na qual a proximidade de datas e de valores entre as fontes é o principal indício de correspondência entre um pagamento e a respectiva nota fiscal. Cabe ressaltar, contudo, que esses dois atributos derivam diretamente dos mesmos campos utilizados na rotulagem, o que ajuda a explicar o desempenho máximo da Floresta Aleatória e deve ser interpretado com cautela, conforme discutido adiante.</w:t>
       </w:r>
     </w:p>
     <w:p>
@@ -1851,10 +1843,7 @@
         <w:ind w:firstLine="709"/>
       </w:pPr>
       <w:r>
-        <w:t xml:space="preserve">A matriz de confusão da SVM no cenário exato (Figura 3) detalha a natureza dos erros dos modelos de menor desempenho: dos 1.504 registros do conjunto de teste, o algoritmo classificou corretamente todos os 1.050 pagamentos efetivamente conciliados (nenhum falso negativo), mas atribuiu indevidamente a classe conciliado a 130 dos 454 registros não conciliados. Em termos práticos, isso significa alta sensibilidade para reconhecer conciliações verdadeiras, porém com risco de aprovar conciliações inexistentes — </w:t>
-      </w:r>
-      <w:r>
-        <w:t>comportamento relevante em um contexto contábil, no qual falsos positivos podem mascarar divergências que demandariam revisão manual.</w:t>
+        <w:t>A matriz de confusão da SVM no cenário exato (Figura 3) detalha a natureza dos erros dos modelos de menor desempenho: dos 1.504 registros do conjunto de teste, o algoritmo classificou corretamente todos os 1.050 pagamentos efetivamente conciliados (nenhum falso negativo), mas atribuiu indevidamente a classe conciliado a 130 dos 454 registros não conciliados. Em termos práticos, isso significa alta sensibilidade para reconhecer conciliações verdadeiras, porém com risco de aprovar conciliações inexistentes — comportamento relevante em um contexto contábil, no qual falsos positivos podem mascarar divergências que demandariam revisão manual.</w:t>
       </w:r>
     </w:p>
     <w:p>
@@ -1863,10 +1852,7 @@
         <w:ind w:firstLine="709"/>
       </w:pPr>
       <w:r>
-        <w:t>Quanto ao efeito do rigor dos critérios, a transição do cenário exato para o flexível, com a introdução de uma classe intermediária de conciliação parcial, não alterou a ordenação dos algoritmos: a Floresta Aleatória permaneceu superior, e os modelos lineares mantiveram desempenho equivalente entre si. Observou-se, todavia, leve redução do F1 macro da SVM e da Regressão Logística no cenário flexível, atribuível à maior dificuldade de separar a classe parcialmente conciliada das demais, o que evidencia que p</w:t>
-      </w:r>
-      <w:r>
-        <w:t>roblemas multiclasse com fronteiras menos nítidas tendem a penalizar mais os algoritmos de fronteira linear do que os baseados em árvores.</w:t>
+        <w:t>Quanto ao efeito do rigor dos critérios, a transição do cenário exato para o flexível, com a introdução de uma classe intermediária de conciliação parcial, não alterou a ordenação dos algoritmos: a Floresta Aleatória permaneceu superior, e os modelos lineares mantiveram desempenho equivalente entre si. Observou-se, todavia, leve redução do F1 macro da SVM e da Regressão Logística no cenário flexível, atribuível à maior dificuldade de separar a classe parcialmente conciliada das demais, o que evidencia que problemas multiclasse com fronteiras menos nítidas tendem a penalizar mais os algoritmos de fronteira linear do que os baseados em árvores.</w:t>
       </w:r>
     </w:p>
     <w:p>
@@ -1913,10 +1899,7 @@
         <w:ind w:firstLine="709"/>
       </w:pPr>
       <w:r>
-        <w:t>Os resultados preliminares obtidos sustentam a hipótese de que a aplicação de algoritmos de aprendizado de máquina, associada a um processo de ETL, é capaz de automatizar a conciliação contábil entre registros de pagamentos e notas fiscais eletrônicas de serviço. Entre os três algoritmos avaliados, a Floresta Aleatória apresentou o melhor desempenho em ambos os cenários de conciliação, seguida, com resultados próximos, pela Máquina de Vetores de Suporte e pela Regressão Logística. A variação do rigor dos cr</w:t>
-      </w:r>
-      <w:r>
-        <w:t>itérios de conciliação não modificou a ordenação dos algoritmos, mas afetou de modo mais acentuado o desempenho dos modelos de fronteira linear no cenário multiclasse. Como próximos passos, prevê-se o aprofundamento da análise de robustez, a investigação do desempenho perfeito da Floresta Aleatória e a discussão dos benefícios e desafios práticos da implementação para a gestão financeira das organizações.</w:t>
+        <w:t>Os resultados preliminares obtidos sustentam a hipótese de que a aplicação de algoritmos de aprendizado de máquina, associada a um processo de ETL, é capaz de automatizar a conciliação contábil entre registros de pagamentos e notas fiscais eletrônicas de serviço. Entre os três algoritmos avaliados, a Floresta Aleatória apresentou o melhor desempenho em ambos os cenários de conciliação, seguida, com resultados próximos, pela Máquina de Vetores de Suporte e pela Regressão Logística. A variação do rigor dos critérios de conciliação não modificou a ordenação dos algoritmos, mas afetou de modo mais acentuado o desempenho dos modelos de fronteira linear no cenário multiclasse. Como próximos passos, prevê-se o aprofundamento da análise de robustez, a investigação do desempenho perfeito da Floresta Aleatória e a discussão dos benefícios e desafios práticos da implementação para a gestão financeira das organizações.</w:t>
       </w:r>
     </w:p>
     <w:p>
@@ -1950,10 +1933,7 @@
         <w:ind w:firstLine="709"/>
       </w:pPr>
       <w:r>
-        <w:t xml:space="preserve">Como continuidade da pesquisa, os próximos passos concentram-se no aprofundamento da análise dos modelos e na consolidação do Trabalho de Conclusão de Curso. No plano metodológico, prevê-se investigar o desempenho perfeito alcançado pela Floresta Aleatória, avaliando a possibilidade de vazamento de informação decorrente da forte dependência entre os atributos de diferença e a regra de rotulagem, bem como introduzir ruído e divergências mais realistas nos dados simulados e, na medida do possível, validar os </w:t>
-      </w:r>
-      <w:r>
-        <w:t>modelos com bases reais. Pretende-se, ainda, ampliar a análise de robustez dos algoritmos e aprofundar a discussão dos benefícios e desafios práticos da adoção da solução para a gestão financeira das organizações.</w:t>
+        <w:t>Como continuidade da pesquisa, os próximos passos concentram-se no aprofundamento da análise dos modelos e na consolidação do Trabalho de Conclusão de Curso. No plano metodológico, prevê-se investigar o desempenho perfeito alcançado pela Floresta Aleatória, avaliando a possibilidade de vazamento de informação decorrente da forte dependência entre os atributos de diferença e a regra de rotulagem, bem como introduzir ruído e divergências mais realistas nos dados simulados e, na medida do possível, validar os modelos com bases reais. Pretende-se, ainda, ampliar a análise de robustez dos algoritmos e aprofundar a discussão dos benefícios e desafios práticos da adoção da solução para a gestão financeira das organizações.</w:t>
       </w:r>
     </w:p>
     <w:p>
@@ -1979,7 +1959,6 @@
           <w:lang w:val="en-US"/>
         </w:rPr>
       </w:pPr>
-      <w:proofErr w:type="spellStart"/>
       <w:r>
         <w:rPr>
           <w:b/>
@@ -1988,7 +1967,6 @@
         <w:lastRenderedPageBreak/>
         <w:t>Referências</w:t>
       </w:r>
-      <w:proofErr w:type="spellEnd"/>
     </w:p>
     <w:p>
       <w:pPr>
@@ -2007,122 +1985,64 @@
         <w:rPr>
           <w:lang w:val="en-US"/>
         </w:rPr>
-        <w:t>Cormier, K. 2025. Data extraction, transformation, and loading (ETL) process automation and data warehouse implementation for algorithmic trading machine learning modelling. In: IEEE International Systems Conference (</w:t>
-      </w:r>
-      <w:proofErr w:type="spellStart"/>
+        <w:t xml:space="preserve">Cormier, K. 2025. Data extraction, transformation, and loading (ETL) process automation and data warehouse implementation for algorithmic trading machine learning modelling. In: IEEE International Systems Conference (SysCon), 2025, Montreal, Canadá. Anais... p. 1-8. </w:t>
+      </w:r>
+      <w:r>
+        <w:t>Disponível em: https://doi.org/10.1109/SysCon64521.2025.11014812. Acesso em: 31 mar. 2026.</w:t>
+      </w:r>
+    </w:p>
+    <w:p>
+      <w:pPr>
+        <w:spacing w:line="240" w:lineRule="auto"/>
+        <w:jc w:val="left"/>
+      </w:pPr>
+      <w:r>
+        <w:t xml:space="preserve">França, R.P.; Monteiro, A.C.B.; Arthur, R.; Iano, Y. 2021. </w:t>
+      </w:r>
       <w:r>
         <w:rPr>
           <w:lang w:val="en-US"/>
         </w:rPr>
-        <w:t>SysCon</w:t>
-      </w:r>
-      <w:proofErr w:type="spellEnd"/>
+        <w:t xml:space="preserve">An overview of deep learning in big data, image, and signal processing in the modern digital age. p. 63-87. In: Piuri, V.; Raj, S.; Genovese, A.; Srivastava, R. Hybrid Computational Intelligence for Pattern Analysis. </w:t>
+      </w:r>
+      <w:r>
+        <w:t>Academic Press. Disponível em: https://doi.org/10.1016/B978-0-12-822226-3.00003-9. Acesso em: 31 mar. 2026.</w:t>
+      </w:r>
+    </w:p>
+    <w:p>
+      <w:pPr>
+        <w:spacing w:line="240" w:lineRule="auto"/>
+        <w:jc w:val="left"/>
+      </w:pPr>
       <w:r>
         <w:rPr>
           <w:lang w:val="en-US"/>
         </w:rPr>
-        <w:t xml:space="preserve">), 2025, Montreal, </w:t>
-      </w:r>
-      <w:proofErr w:type="spellStart"/>
-      <w:r>
+        <w:t xml:space="preserve">Mahmud, A.; Fitriani, N. 2025. The role of financial reconciliation in improving the accuracy of monthly and annual financial reports at CV X. International Journal Administration, Business &amp; Organization 6(2): 301-312. </w:t>
+      </w:r>
+      <w:r>
+        <w:t>Disponível em: https://doi.org/10.61242/ijabo.25.561. Acesso em: 31 mar. 2026.</w:t>
+      </w:r>
+    </w:p>
+    <w:p>
+      <w:pPr>
+        <w:spacing w:line="240" w:lineRule="auto"/>
+        <w:jc w:val="left"/>
         <w:rPr>
           <w:lang w:val="en-US"/>
         </w:rPr>
-        <w:t>Canadá</w:t>
-      </w:r>
-      <w:proofErr w:type="spellEnd"/>
+      </w:pPr>
       <w:r>
         <w:rPr>
           <w:lang w:val="en-US"/>
         </w:rPr>
-        <w:t xml:space="preserve">. Anais... p. 1-8. </w:t>
-      </w:r>
-      <w:r>
-        <w:t>Disponível em: https://doi.org/10.1109/SysCon64521.2025.11014812. Acesso em: 31 mar. 2026.</w:t>
-      </w:r>
-    </w:p>
-    <w:p>
-      <w:pPr>
-        <w:spacing w:line="240" w:lineRule="auto"/>
-        <w:jc w:val="left"/>
-      </w:pPr>
-      <w:r>
-        <w:t xml:space="preserve">França, R.P.; Monteiro, A.C.B.; Arthur, R.; Iano, Y. 2021. </w:t>
+        <w:t xml:space="preserve">Pedregosa, F.; Varoquaux, G.; Gramfort, A.; Michel, V.; Thirion, B.; Grisel, O.; Blondel, M.; Prettenhofer, P.; Weiss, R.; Dubourg, V.; Vanderplas, J.; Passos, A.; Cournapeau, D.; Brucher, M.; Perrot, M.; Duchesnay, É. 2011. </w:t>
       </w:r>
       <w:r>
         <w:rPr>
           <w:lang w:val="en-US"/>
         </w:rPr>
-        <w:t xml:space="preserve">An overview of deep learning in big data, image, and signal processing in the modern digital age. p. 63-87. In: </w:t>
-      </w:r>
-      <w:proofErr w:type="spellStart"/>
-      <w:r>
-        <w:rPr>
-          <w:lang w:val="en-US"/>
-        </w:rPr>
-        <w:t>Piuri</w:t>
-      </w:r>
-      <w:proofErr w:type="spellEnd"/>
-      <w:r>
-        <w:rPr>
-          <w:lang w:val="en-US"/>
-        </w:rPr>
-        <w:t xml:space="preserve">, V.; Raj, S.; Genovese, A.; Srivastava, R. Hybrid Computational Intelligence for Pattern Analysis. </w:t>
-      </w:r>
-      <w:proofErr w:type="spellStart"/>
-      <w:r>
-        <w:t>Academic</w:t>
-      </w:r>
-      <w:proofErr w:type="spellEnd"/>
-      <w:r>
-        <w:t xml:space="preserve"> Press. Disponível em: https://doi.org/10.1016/B978-0-12-822226-3.00003-9. Acesso em: 31 mar. 2026.</w:t>
-      </w:r>
-    </w:p>
-    <w:p>
-      <w:pPr>
-        <w:spacing w:line="240" w:lineRule="auto"/>
-        <w:jc w:val="left"/>
-      </w:pPr>
-      <w:r>
-        <w:rPr>
-          <w:lang w:val="en-US"/>
-        </w:rPr>
-        <w:t xml:space="preserve">Mahmud, A.; Fitriani, N. 2025. The role of financial reconciliation in improving the accuracy of monthly and annual financial reports at CV X. International Journal Administration, Business &amp; Organization 6(2): 301-312. </w:t>
-      </w:r>
-      <w:r>
-        <w:t>Disponível em: https://doi.org/10.61242/ijabo.25.561. Acesso em: 31 mar. 2026.</w:t>
-      </w:r>
-    </w:p>
-    <w:p>
-      <w:pPr>
-        <w:spacing w:line="240" w:lineRule="auto"/>
-        <w:jc w:val="left"/>
-        <w:rPr>
-          <w:lang w:val="en-US"/>
-        </w:rPr>
-      </w:pPr>
-      <w:r>
-        <w:t xml:space="preserve">Pedregosa, F.; Varoquaux, G.; Gramfort, A.; Michel, V.; Thirion, B.; Grisel, O.; Blondel, M.; Prettenhofer, P.; Weiss, R.; Dubourg, V.; Vanderplas, J.; Passos, A.; Cournapeau, D.; Brucher, M.; Perrot, M.; Duchesnay, É. 2011. </w:t>
-      </w:r>
-      <w:r>
-        <w:rPr>
-          <w:lang w:val="en-US"/>
-        </w:rPr>
-        <w:t>Scikit-</w:t>
-      </w:r>
-      <w:proofErr w:type="gramStart"/>
-      <w:r>
-        <w:rPr>
-          <w:lang w:val="en-US"/>
-        </w:rPr>
-        <w:t>learn:</w:t>
-      </w:r>
-      <w:proofErr w:type="gramEnd"/>
-      <w:r>
-        <w:rPr>
-          <w:lang w:val="en-US"/>
-        </w:rPr>
-        <w:t xml:space="preserve"> machine learning in Python. Journal of Machine Learning Research 12: 2825-2830.</w:t>
+        <w:t>Scikit-learn: machine learning in Python. Journal of Machine Learning Research 12: 2825-2830.</w:t>
       </w:r>
     </w:p>
     <w:p>
@@ -3733,10 +3653,6 @@
 </file>
 
 <file path=customXml/item1.xml><?xml version="1.0" encoding="utf-8"?>
-<b:Sources xmlns:b="http://schemas.openxmlformats.org/officeDocument/2006/bibliography" xmlns="http://schemas.openxmlformats.org/officeDocument/2006/bibliography" SelectedStyle="\APA.XSL" StyleName="APA"/>
-</file>
-
-<file path=customXml/item2.xml><?xml version="1.0" encoding="utf-8"?>
 <?mso-contentType ?>
 <FormTemplates xmlns="http://schemas.microsoft.com/sharepoint/v3/contenttype/forms">
   <Display>DocumentLibraryForm</Display>
@@ -3745,7 +3661,22 @@
 </FormTemplates>
 </file>
 
+<file path=customXml/item2.xml><?xml version="1.0" encoding="utf-8"?>
+<b:Sources xmlns:b="http://schemas.openxmlformats.org/officeDocument/2006/bibliography" xmlns="http://schemas.openxmlformats.org/officeDocument/2006/bibliography" SelectedStyle="\APA.XSL" StyleName="APA"/>
+</file>
+
 <file path=customXml/item3.xml><?xml version="1.0" encoding="utf-8"?>
+<p:properties xmlns:p="http://schemas.microsoft.com/office/2006/metadata/properties" xmlns:xsi="http://www.w3.org/2001/XMLSchema-instance" xmlns:pc="http://schemas.microsoft.com/office/infopath/2007/PartnerControls">
+  <documentManagement>
+    <lcf76f155ced4ddcb4097134ff3c332f xmlns="1e7d8aaf-77fb-4419-819f-502bcc31ffe3">
+      <Terms xmlns="http://schemas.microsoft.com/office/infopath/2007/PartnerControls"/>
+    </lcf76f155ced4ddcb4097134ff3c332f>
+    <TaxCatchAll xmlns="2c89dc19-a755-4b1f-8ccb-ddc282e02978" xsi:nil="true"/>
+  </documentManagement>
+</p:properties>
+</file>
+
+<file path=customXml/item4.xml><?xml version="1.0" encoding="utf-8"?>
 <ct:contentTypeSchema xmlns:ct="http://schemas.microsoft.com/office/2006/metadata/contentType" xmlns:ma="http://schemas.microsoft.com/office/2006/metadata/properties/metaAttributes" ct:_="" ma:_="" ma:contentTypeName="Documento" ma:contentTypeID="0x01010008CFA7B293EDBE4DB98FBC161D82B39F" ma:contentTypeVersion="15" ma:contentTypeDescription="Crie um novo documento." ma:contentTypeScope="" ma:versionID="ed78836dbbd60ef5b47f46abba0ddc66">
   <xsd:schema xmlns:xsd="http://www.w3.org/2001/XMLSchema" xmlns:xs="http://www.w3.org/2001/XMLSchema" xmlns:p="http://schemas.microsoft.com/office/2006/metadata/properties" xmlns:ns2="2c89dc19-a755-4b1f-8ccb-ddc282e02978" xmlns:ns3="1e7d8aaf-77fb-4419-819f-502bcc31ffe3" targetNamespace="http://schemas.microsoft.com/office/2006/metadata/properties" ma:root="true" ma:fieldsID="f28b1225859e7fd7734d1009df438026" ns2:_="" ns3:_="">
     <xsd:import namespace="2c89dc19-a755-4b1f-8ccb-ddc282e02978"/>
@@ -3980,18 +3911,15 @@
 </ct:contentTypeSchema>
 </file>
 
-<file path=customXml/item4.xml><?xml version="1.0" encoding="utf-8"?>
-<p:properties xmlns:p="http://schemas.microsoft.com/office/2006/metadata/properties" xmlns:xsi="http://www.w3.org/2001/XMLSchema-instance" xmlns:pc="http://schemas.microsoft.com/office/infopath/2007/PartnerControls">
-  <documentManagement>
-    <lcf76f155ced4ddcb4097134ff3c332f xmlns="1e7d8aaf-77fb-4419-819f-502bcc31ffe3">
-      <Terms xmlns="http://schemas.microsoft.com/office/infopath/2007/PartnerControls"/>
-    </lcf76f155ced4ddcb4097134ff3c332f>
-    <TaxCatchAll xmlns="2c89dc19-a755-4b1f-8ccb-ddc282e02978" xsi:nil="true"/>
-  </documentManagement>
-</p:properties>
+<file path=customXml/itemProps1.xml><?xml version="1.0" encoding="utf-8"?>
+<ds:datastoreItem xmlns:ds="http://schemas.openxmlformats.org/officeDocument/2006/customXml" ds:itemID="{36B1F55A-1B2E-4506-A75A-A779262F9C9D}">
+  <ds:schemaRefs>
+    <ds:schemaRef ds:uri="http://schemas.microsoft.com/sharepoint/v3/contenttype/forms"/>
+  </ds:schemaRefs>
+</ds:datastoreItem>
 </file>
 
-<file path=customXml/itemProps1.xml><?xml version="1.0" encoding="utf-8"?>
+<file path=customXml/itemProps2.xml><?xml version="1.0" encoding="utf-8"?>
 <ds:datastoreItem xmlns:ds="http://schemas.openxmlformats.org/officeDocument/2006/customXml" ds:itemID="{B4331BC3-D36B-4434-A1AC-77D96D6F5401}">
   <ds:schemaRefs>
     <ds:schemaRef ds:uri="http://schemas.openxmlformats.org/officeDocument/2006/bibliography"/>
@@ -3999,15 +3927,18 @@
 </ds:datastoreItem>
 </file>
 
-<file path=customXml/itemProps2.xml><?xml version="1.0" encoding="utf-8"?>
-<ds:datastoreItem xmlns:ds="http://schemas.openxmlformats.org/officeDocument/2006/customXml" ds:itemID="{36B1F55A-1B2E-4506-A75A-A779262F9C9D}">
+<file path=customXml/itemProps3.xml><?xml version="1.0" encoding="utf-8"?>
+<ds:datastoreItem xmlns:ds="http://schemas.openxmlformats.org/officeDocument/2006/customXml" ds:itemID="{0BFFF7C0-7312-4E0E-A444-E10184C0C7F1}">
   <ds:schemaRefs>
-    <ds:schemaRef ds:uri="http://schemas.microsoft.com/sharepoint/v3/contenttype/forms"/>
+    <ds:schemaRef ds:uri="http://schemas.microsoft.com/office/2006/metadata/properties"/>
+    <ds:schemaRef ds:uri="http://schemas.microsoft.com/office/infopath/2007/PartnerControls"/>
+    <ds:schemaRef ds:uri="1e7d8aaf-77fb-4419-819f-502bcc31ffe3"/>
+    <ds:schemaRef ds:uri="2c89dc19-a755-4b1f-8ccb-ddc282e02978"/>
   </ds:schemaRefs>
 </ds:datastoreItem>
 </file>
 
-<file path=customXml/itemProps3.xml><?xml version="1.0" encoding="utf-8"?>
+<file path=customXml/itemProps4.xml><?xml version="1.0" encoding="utf-8"?>
 <ds:datastoreItem xmlns:ds="http://schemas.openxmlformats.org/officeDocument/2006/customXml" ds:itemID="{F58AD907-4B6B-438E-930A-AF1D9E8983ED}">
   <ds:schemaRefs>
     <ds:schemaRef ds:uri="http://schemas.microsoft.com/office/2006/metadata/contentType"/>
@@ -4024,15 +3955,4 @@
     <ds:schemaRef ds:uri="http://schemas.microsoft.com/internal/obd"/>
   </ds:schemaRefs>
 </ds:datastoreItem>
-</file>
-
-<file path=customXml/itemProps4.xml><?xml version="1.0" encoding="utf-8"?>
-<ds:datastoreItem xmlns:ds="http://schemas.openxmlformats.org/officeDocument/2006/customXml" ds:itemID="{0BFFF7C0-7312-4E0E-A444-E10184C0C7F1}">
-  <ds:schemaRefs>
-    <ds:schemaRef ds:uri="http://schemas.microsoft.com/office/2006/metadata/properties"/>
-    <ds:schemaRef ds:uri="http://schemas.microsoft.com/office/infopath/2007/PartnerControls"/>
-    <ds:schemaRef ds:uri="1e7d8aaf-77fb-4419-819f-502bcc31ffe3"/>
-    <ds:schemaRef ds:uri="2c89dc19-a755-4b1f-8ccb-ddc282e02978"/>
-  </ds:schemaRefs>
-</ds:datastoreItem>
 </file>